--- a/Versions-html-and-docx/section_cordes_v4.docx
+++ b/Versions-html-and-docx/section_cordes_v4.docx
@@ -7077,7 +7077,7 @@
                 <w:b w:val="0"/>
                 <w:sz w:val="18"/>
               </w:rPr>
-              <w:t>1 460</w:t>
+              <w:t>1 460 (Fp)</w:t>
             </w:r>
           </w:p>
         </w:tc>
@@ -7187,7 +7187,7 @@
                 <w:b w:val="0"/>
                 <w:sz w:val="18"/>
               </w:rPr>
-              <w:t>1 354</w:t>
+              <w:t>1 354 (Fp)</w:t>
             </w:r>
           </w:p>
         </w:tc>
@@ -7297,7 +7297,7 @@
                 <w:b w:val="0"/>
                 <w:sz w:val="18"/>
               </w:rPr>
-              <w:t>1 016</w:t>
+              <w:t>1 016 (Fp)</w:t>
             </w:r>
           </w:p>
         </w:tc>
@@ -8175,7 +8175,7 @@
                 <w:b w:val="0"/>
                 <w:sz w:val="18"/>
               </w:rPr>
-              <w:t>369 ±14</w:t>
+              <w:t>377 ±14</w:t>
             </w:r>
           </w:p>
         </w:tc>
@@ -14583,7 +14583,7 @@
                 <w:b w:val="0"/>
                 <w:sz w:val="18"/>
               </w:rPr>
-              <w:t>369</w:t>
+              <w:t>377</w:t>
             </w:r>
           </w:p>
         </w:tc>
@@ -14619,7 +14619,7 @@
                 <w:b w:val="0"/>
                 <w:sz w:val="18"/>
               </w:rPr>
-              <w:t>Δ=83 Hz</w:t>
+              <w:t>Δ=75 Hz</w:t>
             </w:r>
           </w:p>
         </w:tc>
@@ -14693,7 +14693,7 @@
                 <w:b w:val="0"/>
                 <w:sz w:val="18"/>
               </w:rPr>
-              <w:t>369</w:t>
+              <w:t>377</w:t>
             </w:r>
           </w:p>
         </w:tc>
@@ -14729,7 +14729,7 @@
                 <w:b w:val="0"/>
                 <w:sz w:val="18"/>
               </w:rPr>
-              <w:t>Δ=46 Hz</w:t>
+              <w:t>Δ=54 Hz</w:t>
             </w:r>
           </w:p>
         </w:tc>
@@ -14803,7 +14803,7 @@
                 <w:b w:val="0"/>
                 <w:sz w:val="18"/>
               </w:rPr>
-              <w:t>369</w:t>
+              <w:t>377</w:t>
             </w:r>
           </w:p>
         </w:tc>
@@ -14821,7 +14821,7 @@
                 <w:b w:val="0"/>
                 <w:sz w:val="18"/>
               </w:rPr>
-              <w:t>457</w:t>
+              <w:t>388</w:t>
             </w:r>
           </w:p>
         </w:tc>
@@ -14839,7 +14839,7 @@
                 <w:b w:val="0"/>
                 <w:sz w:val="18"/>
               </w:rPr>
-              <w:t>Δ=88 Hz</w:t>
+              <w:t>Δ=11 Hz</w:t>
             </w:r>
           </w:p>
         </w:tc>
@@ -14857,7 +14857,7 @@
                 <w:b w:val="0"/>
                 <w:sz w:val="18"/>
               </w:rPr>
-              <w:t>Bonne</w:t>
+              <w:t>Quasi-parfaite</w:t>
             </w:r>
           </w:p>
         </w:tc>
@@ -22143,7 +22143,7 @@
                 <w:b w:val="0"/>
                 <w:sz w:val="18"/>
               </w:rPr>
-              <w:t>499</w:t>
+              <w:t>205</w:t>
             </w:r>
           </w:p>
         </w:tc>
@@ -22161,7 +22161,7 @@
                 <w:b w:val="0"/>
                 <w:sz w:val="18"/>
               </w:rPr>
-              <w:t>502</w:t>
+              <w:t>495</w:t>
             </w:r>
           </w:p>
         </w:tc>
@@ -22179,7 +22179,7 @@
                 <w:b w:val="0"/>
                 <w:sz w:val="18"/>
               </w:rPr>
-              <w:t>Δ=3 Hz</w:t>
+              <w:t>Δ=290 Hz</w:t>
             </w:r>
           </w:p>
         </w:tc>
@@ -22197,7 +22197,7 @@
                 <w:b w:val="0"/>
                 <w:sz w:val="18"/>
               </w:rPr>
-              <w:t>Quasi-parfaite ★</w:t>
+              <w:t>Complémentaire</w:t>
             </w:r>
           </w:p>
         </w:tc>
@@ -22253,7 +22253,7 @@
                 <w:b w:val="0"/>
                 <w:sz w:val="18"/>
               </w:rPr>
-              <w:t>499</w:t>
+              <w:t>205</w:t>
             </w:r>
           </w:p>
         </w:tc>
@@ -22271,7 +22271,7 @@
                 <w:b w:val="0"/>
                 <w:sz w:val="18"/>
               </w:rPr>
-              <w:t>457</w:t>
+              <w:t>388</w:t>
             </w:r>
           </w:p>
         </w:tc>
@@ -22289,7 +22289,7 @@
                 <w:b w:val="0"/>
                 <w:sz w:val="18"/>
               </w:rPr>
-              <w:t>Δ=42 Hz</w:t>
+              <w:t>Δ=183 Hz</w:t>
             </w:r>
           </w:p>
         </w:tc>
@@ -22307,7 +22307,7 @@
                 <w:b w:val="0"/>
                 <w:sz w:val="18"/>
               </w:rPr>
-              <w:t>Excellente</w:t>
+              <w:t>Bonne</w:t>
             </w:r>
           </w:p>
         </w:tc>
@@ -22325,7 +22325,7 @@
                 <w:b w:val="0"/>
                 <w:sz w:val="18"/>
               </w:rPr>
-              <w:t>Unisson</w:t>
+              <w:t>Octave</w:t>
             </w:r>
           </w:p>
         </w:tc>
@@ -22363,7 +22363,7 @@
                 <w:b w:val="0"/>
                 <w:sz w:val="18"/>
               </w:rPr>
-              <w:t>499</w:t>
+              <w:t>205</w:t>
             </w:r>
           </w:p>
         </w:tc>
@@ -22381,7 +22381,7 @@
                 <w:b w:val="0"/>
                 <w:sz w:val="18"/>
               </w:rPr>
-              <w:t>491</w:t>
+              <w:t>237</w:t>
             </w:r>
           </w:p>
         </w:tc>
@@ -22399,7 +22399,7 @@
                 <w:b w:val="0"/>
                 <w:sz w:val="18"/>
               </w:rPr>
-              <w:t>Δ=8 Hz</w:t>
+              <w:t>Δ=32 Hz</w:t>
             </w:r>
           </w:p>
         </w:tc>
@@ -22417,7 +22417,7 @@
                 <w:b w:val="0"/>
                 <w:sz w:val="18"/>
               </w:rPr>
-              <w:t>Quasi-parfaite</w:t>
+              <w:t>Excellente</w:t>
             </w:r>
           </w:p>
         </w:tc>
@@ -22435,7 +22435,7 @@
                 <w:b w:val="0"/>
                 <w:sz w:val="18"/>
               </w:rPr>
-              <w:t>Unisson</w:t>
+              <w:t>Octave</w:t>
             </w:r>
           </w:p>
         </w:tc>
@@ -22473,7 +22473,7 @@
                 <w:b w:val="0"/>
                 <w:sz w:val="18"/>
               </w:rPr>
-              <w:t>499</w:t>
+              <w:t>205</w:t>
             </w:r>
           </w:p>
         </w:tc>
@@ -22509,7 +22509,7 @@
                 <w:b w:val="0"/>
                 <w:sz w:val="18"/>
               </w:rPr>
-              <w:t>Δ=47 Hz</w:t>
+              <w:t>Δ=247 Hz</w:t>
             </w:r>
           </w:p>
         </w:tc>
@@ -22527,7 +22527,7 @@
                 <w:b w:val="0"/>
                 <w:sz w:val="18"/>
               </w:rPr>
-              <w:t>Excellente</w:t>
+              <w:t>Complémentaire</w:t>
             </w:r>
           </w:p>
         </w:tc>
@@ -22545,7 +22545,7 @@
                 <w:b w:val="0"/>
                 <w:sz w:val="18"/>
               </w:rPr>
-              <w:t>Unisson</w:t>
+              <w:t>Octave</w:t>
             </w:r>
           </w:p>
         </w:tc>
@@ -22583,7 +22583,7 @@
                 <w:b w:val="0"/>
                 <w:sz w:val="18"/>
               </w:rPr>
-              <w:t>499</w:t>
+              <w:t>205</w:t>
             </w:r>
           </w:p>
         </w:tc>
@@ -22601,7 +22601,7 @@
                 <w:b w:val="0"/>
                 <w:sz w:val="18"/>
               </w:rPr>
-              <w:t>471</w:t>
+              <w:t>226</w:t>
             </w:r>
           </w:p>
         </w:tc>
@@ -22619,7 +22619,7 @@
                 <w:b w:val="0"/>
                 <w:sz w:val="18"/>
               </w:rPr>
-              <w:t>Δ=28 Hz</w:t>
+              <w:t>Δ=21 Hz</w:t>
             </w:r>
           </w:p>
         </w:tc>
@@ -22637,7 +22637,7 @@
                 <w:b w:val="0"/>
                 <w:sz w:val="18"/>
               </w:rPr>
-              <w:t>Excellente</w:t>
+              <w:t>Quasi-parfaite</w:t>
             </w:r>
           </w:p>
         </w:tc>
@@ -29485,7 +29485,7 @@
                 <w:b w:val="0"/>
                 <w:sz w:val="18"/>
               </w:rPr>
-              <w:t>200</w:t>
+              <w:t>172</w:t>
             </w:r>
           </w:p>
         </w:tc>
@@ -29503,7 +29503,7 @@
                 <w:b w:val="0"/>
                 <w:sz w:val="18"/>
               </w:rPr>
-              <w:t>249</w:t>
+              <w:t>226</w:t>
             </w:r>
           </w:p>
         </w:tc>
@@ -29521,7 +29521,7 @@
                 <w:b w:val="0"/>
                 <w:sz w:val="18"/>
               </w:rPr>
-              <w:t>Δ=49 Hz</w:t>
+              <w:t>Δ=54 Hz</w:t>
             </w:r>
           </w:p>
         </w:tc>
@@ -29539,7 +29539,7 @@
                 <w:b w:val="0"/>
                 <w:sz w:val="18"/>
               </w:rPr>
-              <w:t>Bonne</w:t>
+              <w:t>Excellente</w:t>
             </w:r>
           </w:p>
         </w:tc>
@@ -29595,7 +29595,7 @@
                 <w:b w:val="0"/>
                 <w:sz w:val="18"/>
               </w:rPr>
-              <w:t>200</w:t>
+              <w:t>172</w:t>
             </w:r>
           </w:p>
         </w:tc>
@@ -29631,7 +29631,7 @@
                 <w:b w:val="0"/>
                 <w:sz w:val="18"/>
               </w:rPr>
-              <w:t>Δ=26 Hz</w:t>
+              <w:t>Δ=54 Hz</w:t>
             </w:r>
           </w:p>
         </w:tc>
@@ -29705,7 +29705,7 @@
                 <w:b w:val="0"/>
                 <w:sz w:val="18"/>
               </w:rPr>
-              <w:t>200</w:t>
+              <w:t>172</w:t>
             </w:r>
           </w:p>
         </w:tc>
@@ -29741,7 +29741,7 @@
                 <w:b w:val="0"/>
                 <w:sz w:val="18"/>
               </w:rPr>
-              <w:t>Δ=123 Hz</w:t>
+              <w:t>Δ=151 Hz</w:t>
             </w:r>
           </w:p>
         </w:tc>
@@ -29923,7 +29923,7 @@
           <w:i/>
           <w:sz w:val="20"/>
         </w:rPr>
-        <w:t>En ensemble, le violon développe une zone /e/ caractéristique à F1=1 556 Hz — bien plus haute qu'en solo (506 Hz / 893 Hz Fp). Cet effet d'ensemble (fusion des partiels individuels) explique la brillance caractéristique des sections de violons dans l'orchestre. La compression formantique de section est ici clairement démontrée par les données.</w:t>
+        <w:t>F1 ensemble = 495 Hz — quasi-identique au solo (506 Hz, Δ=−2 %). L'effet de section ne déplace pas F1 mais lisse les harmoniques supérieurs : F2 passe de 1 518 Hz (solo) à 1 163 Hz (ensemble, −23 %) ; F3 de 2 347 à 1 970 Hz (−16 %). Le résultat perceptif est un timbre plus fondu et homogène — moins de relief spectral individuel, plus de continuité collective. C'est cet aplatissement de F2–F3 qui donne aux sections de violons leur texture caractéristique, distincte du soliste.</w:t>
       </w:r>
     </w:p>
     <w:p>
@@ -30129,7 +30129,7 @@
                 <w:b/>
                 <w:sz w:val="18"/>
               </w:rPr>
-              <w:t>SOL2020</w:t>
+              <w:t>SOL2020 (N=166)</w:t>
             </w:r>
           </w:p>
         </w:tc>
@@ -30148,7 +30148,7 @@
                 <w:b w:val="0"/>
                 <w:sz w:val="18"/>
               </w:rPr>
-              <w:t>1 556 ±289</w:t>
+              <w:t>495 ±89</w:t>
             </w:r>
           </w:p>
         </w:tc>
@@ -30167,7 +30167,7 @@
                 <w:b w:val="0"/>
                 <w:sz w:val="18"/>
               </w:rPr>
-              <w:t>2 895 ±451</w:t>
+              <w:t>1 163 ±312</w:t>
             </w:r>
           </w:p>
         </w:tc>
@@ -30186,7 +30186,7 @@
                 <w:b w:val="0"/>
                 <w:sz w:val="18"/>
               </w:rPr>
-              <w:t>4 321</w:t>
+              <w:t>1 970 ±389</w:t>
             </w:r>
           </w:p>
         </w:tc>
@@ -30224,7 +30224,7 @@
                 <w:b w:val="0"/>
                 <w:sz w:val="18"/>
               </w:rPr>
-              <w:t>e (eh)</w:t>
+              <w:t>o (oh)</w:t>
             </w:r>
           </w:p>
         </w:tc>
@@ -30243,7 +30243,7 @@
                 <w:b w:val="0"/>
                 <w:sz w:val="18"/>
               </w:rPr>
-              <w:t>22</w:t>
+              <w:t>166</w:t>
             </w:r>
           </w:p>
         </w:tc>
@@ -31082,7 +31082,7 @@
                 <w:b w:val="0"/>
                 <w:sz w:val="18"/>
               </w:rPr>
-              <w:t>1 556</w:t>
+              <w:t>495</w:t>
             </w:r>
           </w:p>
         </w:tc>
@@ -31100,7 +31100,7 @@
                 <w:b w:val="0"/>
                 <w:sz w:val="18"/>
               </w:rPr>
-              <w:t>1 460</w:t>
+              <w:t>743 (F1)</w:t>
             </w:r>
           </w:p>
         </w:tc>
@@ -31118,7 +31118,7 @@
                 <w:b w:val="0"/>
                 <w:sz w:val="18"/>
               </w:rPr>
-              <w:t>Δ=96 Hz</w:t>
+              <w:t>Δ=248 Hz</w:t>
             </w:r>
           </w:p>
         </w:tc>
@@ -31136,7 +31136,7 @@
                 <w:b w:val="0"/>
                 <w:sz w:val="18"/>
               </w:rPr>
-              <w:t>Excellente</w:t>
+              <w:t>Complémentaire</w:t>
             </w:r>
           </w:p>
         </w:tc>
@@ -31192,7 +31192,7 @@
                 <w:b w:val="0"/>
                 <w:sz w:val="18"/>
               </w:rPr>
-              <w:t>1 556</w:t>
+              <w:t>495</w:t>
             </w:r>
           </w:p>
         </w:tc>
@@ -31210,7 +31210,7 @@
                 <w:b w:val="0"/>
                 <w:sz w:val="18"/>
               </w:rPr>
-              <w:t>1 354</w:t>
+              <w:t>743</w:t>
             </w:r>
           </w:p>
         </w:tc>
@@ -31228,7 +31228,7 @@
                 <w:b w:val="0"/>
                 <w:sz w:val="18"/>
               </w:rPr>
-              <w:t>Δ=202 Hz</w:t>
+              <w:t>Δ=248 Hz</w:t>
             </w:r>
           </w:p>
         </w:tc>
@@ -31246,7 +31246,7 @@
                 <w:b w:val="0"/>
                 <w:sz w:val="18"/>
               </w:rPr>
-              <w:t>Bonne</w:t>
+              <w:t>Complémentaire</w:t>
             </w:r>
           </w:p>
         </w:tc>
@@ -31284,7 +31284,7 @@
                 <w:b/>
                 <w:sz w:val="18"/>
               </w:rPr>
-              <w:t>Petite flûte</w:t>
+              <w:t>Violoncelle</w:t>
             </w:r>
           </w:p>
         </w:tc>
@@ -31302,7 +31302,7 @@
                 <w:b w:val="0"/>
                 <w:sz w:val="18"/>
               </w:rPr>
-              <w:t>1 556</w:t>
+              <w:t>495</w:t>
             </w:r>
           </w:p>
         </w:tc>
@@ -31320,7 +31320,7 @@
                 <w:b w:val="0"/>
                 <w:sz w:val="18"/>
               </w:rPr>
-              <w:t>2 336</w:t>
+              <w:t>205</w:t>
             </w:r>
           </w:p>
         </w:tc>
@@ -31338,7 +31338,7 @@
                 <w:b w:val="0"/>
                 <w:sz w:val="18"/>
               </w:rPr>
-              <w:t>Δ=780 Hz</w:t>
+              <w:t>Δ=290 Hz</w:t>
             </w:r>
           </w:p>
         </w:tc>
@@ -31394,7 +31394,7 @@
                 <w:b/>
                 <w:sz w:val="18"/>
               </w:rPr>
-              <w:t>Clarinette Mib</w:t>
+              <w:t>Clarinette Sib</w:t>
             </w:r>
           </w:p>
         </w:tc>
@@ -31412,7 +31412,7 @@
                 <w:b w:val="0"/>
                 <w:sz w:val="18"/>
               </w:rPr>
-              <w:t>1 556</w:t>
+              <w:t>495</w:t>
             </w:r>
           </w:p>
         </w:tc>
@@ -31430,7 +31430,7 @@
                 <w:b w:val="0"/>
                 <w:sz w:val="18"/>
               </w:rPr>
-              <w:t>1 747</w:t>
+              <w:t>463</w:t>
             </w:r>
           </w:p>
         </w:tc>
@@ -31448,7 +31448,7 @@
                 <w:b w:val="0"/>
                 <w:sz w:val="18"/>
               </w:rPr>
-              <w:t>Δ=191 Hz</w:t>
+              <w:t>Δ=32 Hz</w:t>
             </w:r>
           </w:p>
         </w:tc>
@@ -31466,7 +31466,7 @@
                 <w:b w:val="0"/>
                 <w:sz w:val="18"/>
               </w:rPr>
-              <w:t>Bonne</w:t>
+              <w:t>Excellente</w:t>
             </w:r>
           </w:p>
         </w:tc>
@@ -31609,7 +31609,7 @@
           <w:i/>
           <w:sz w:val="20"/>
         </w:rPr>
-        <w:t>F1 ensemble = 587 Hz (zone /å/–/o/), légèrement plus haut que le solo (499 Hz). La section violoncelle conserve la couleur pleine /o/ tout en gagnant en clarté collective. Elle reste dans la zone de convergence du cluster /o/.</w:t>
+        <w:t>F1 ensemble = 205 Hz — identique au solo. F2 passe de 506 Hz (solo) à 474 Hz (ensemble, −6 %). La section violoncelle maintient intégralement la couleur /o/ du soliste, avec un léger lissage des harmoniques supérieurs. Elle reste dans la zone de convergence du cluster /o/ (450–502 Hz).</w:t>
       </w:r>
     </w:p>
     <w:p>
@@ -31815,7 +31815,7 @@
                 <w:b/>
                 <w:sz w:val="18"/>
               </w:rPr>
-              <w:t>Yan_Adds</w:t>
+              <w:t>SOL2020 (N=147)</w:t>
             </w:r>
           </w:p>
         </w:tc>
@@ -31834,7 +31834,7 @@
                 <w:b w:val="0"/>
                 <w:sz w:val="18"/>
               </w:rPr>
-              <w:t>587 ±87</w:t>
+              <w:t>205 ±48</w:t>
             </w:r>
           </w:p>
         </w:tc>
@@ -31853,7 +31853,7 @@
                 <w:b w:val="0"/>
                 <w:sz w:val="18"/>
               </w:rPr>
-              <w:t>1 193 ±211</w:t>
+              <w:t>474 ±156</w:t>
             </w:r>
           </w:p>
         </w:tc>
@@ -31872,7 +31872,7 @@
                 <w:b w:val="0"/>
                 <w:sz w:val="18"/>
               </w:rPr>
-              <w:t>2 087</w:t>
+              <w:t>775 ±201</w:t>
             </w:r>
           </w:p>
         </w:tc>
@@ -31910,7 +31910,7 @@
                 <w:b w:val="0"/>
                 <w:sz w:val="18"/>
               </w:rPr>
-              <w:t>å/o</w:t>
+              <w:t>u (oo)</w:t>
             </w:r>
           </w:p>
         </w:tc>
@@ -31929,7 +31929,7 @@
                 <w:b w:val="0"/>
                 <w:sz w:val="18"/>
               </w:rPr>
-              <w:t>48</w:t>
+              <w:t>147</w:t>
             </w:r>
           </w:p>
         </w:tc>
@@ -32768,7 +32768,7 @@
                 <w:b w:val="0"/>
                 <w:sz w:val="18"/>
               </w:rPr>
-              <w:t>587</w:t>
+              <w:t>205</w:t>
             </w:r>
           </w:p>
         </w:tc>
@@ -32804,7 +32804,7 @@
                 <w:b w:val="0"/>
                 <w:sz w:val="18"/>
               </w:rPr>
-              <w:t>Δ=135 Hz</w:t>
+              <w:t>Δ=247 Hz</w:t>
             </w:r>
           </w:p>
         </w:tc>
@@ -32822,7 +32822,7 @@
                 <w:b w:val="0"/>
                 <w:sz w:val="18"/>
               </w:rPr>
-              <w:t>Bonne</w:t>
+              <w:t>Complémentaire</w:t>
             </w:r>
           </w:p>
         </w:tc>
@@ -32878,7 +32878,7 @@
                 <w:b w:val="0"/>
                 <w:sz w:val="18"/>
               </w:rPr>
-              <w:t>587</w:t>
+              <w:t>205</w:t>
             </w:r>
           </w:p>
         </w:tc>
@@ -32896,7 +32896,7 @@
                 <w:b w:val="0"/>
                 <w:sz w:val="18"/>
               </w:rPr>
-              <w:t>502</w:t>
+              <w:t>495</w:t>
             </w:r>
           </w:p>
         </w:tc>
@@ -32914,7 +32914,7 @@
                 <w:b w:val="0"/>
                 <w:sz w:val="18"/>
               </w:rPr>
-              <w:t>Δ=85 Hz</w:t>
+              <w:t>Δ=290 Hz</w:t>
             </w:r>
           </w:p>
         </w:tc>
@@ -32932,7 +32932,7 @@
                 <w:b w:val="0"/>
                 <w:sz w:val="18"/>
               </w:rPr>
-              <w:t>Bonne</w:t>
+              <w:t>Complémentaire</w:t>
             </w:r>
           </w:p>
         </w:tc>
@@ -32950,7 +32950,7 @@
                 <w:b w:val="0"/>
                 <w:sz w:val="18"/>
               </w:rPr>
-              <w:t>Unisson</w:t>
+              <w:t>Octave</w:t>
             </w:r>
           </w:p>
         </w:tc>
@@ -32988,7 +32988,7 @@
                 <w:b w:val="0"/>
                 <w:sz w:val="18"/>
               </w:rPr>
-              <w:t>587</w:t>
+              <w:t>205</w:t>
             </w:r>
           </w:p>
         </w:tc>
@@ -33006,7 +33006,7 @@
                 <w:b w:val="0"/>
                 <w:sz w:val="18"/>
               </w:rPr>
-              <w:t>457</w:t>
+              <w:t>388</w:t>
             </w:r>
           </w:p>
         </w:tc>
@@ -33024,7 +33024,7 @@
                 <w:b w:val="0"/>
                 <w:sz w:val="18"/>
               </w:rPr>
-              <w:t>Δ=130 Hz</w:t>
+              <w:t>Δ=183 Hz</w:t>
             </w:r>
           </w:p>
         </w:tc>
@@ -33060,7 +33060,7 @@
                 <w:b w:val="0"/>
                 <w:sz w:val="18"/>
               </w:rPr>
-              <w:t>Unisson</w:t>
+              <w:t>Octave</w:t>
             </w:r>
           </w:p>
         </w:tc>
@@ -33185,7 +33185,7 @@
           <w:i/>
           <w:sz w:val="20"/>
         </w:rPr>
-        <w:t>Technique non-vibrato (seule disponible dans la base). F1=350 Hz (zone /u/–/o/), plus haut que le solo (200 Hz). La section de contrebasses développe une présence harmonique plus articulée que le soliste.</w:t>
+        <w:t>Technique non-vibrato (seule disponible dans la base). F1=172 Hz — identique au solo. F2 passe de 474 Hz (solo) à 441 Hz (ensemble, −7 %). La fondation grave de l'orchestre reste strictement dans la zone /u/, avec une homogénéisation légère des harmoniques médiums en section.</w:t>
       </w:r>
     </w:p>
     <w:p>
@@ -33401,7 +33401,7 @@
                 <w:b/>
                 <w:sz w:val="18"/>
               </w:rPr>
-              <w:t>Yan_Adds (non-vibrato)</w:t>
+              <w:t>SOL2020 (non-vibrato, N=76)</w:t>
             </w:r>
           </w:p>
         </w:tc>
@@ -33420,7 +33420,7 @@
                 <w:b w:val="0"/>
                 <w:sz w:val="18"/>
               </w:rPr>
-              <w:t>350 ±112</w:t>
+              <w:t>172 ±44</w:t>
             </w:r>
           </w:p>
         </w:tc>
@@ -33439,7 +33439,7 @@
                 <w:b w:val="0"/>
                 <w:sz w:val="18"/>
               </w:rPr>
-              <w:t>891 ±201</w:t>
+              <w:t>441 ±112</w:t>
             </w:r>
           </w:p>
         </w:tc>
@@ -33458,7 +33458,7 @@
                 <w:b w:val="0"/>
                 <w:sz w:val="18"/>
               </w:rPr>
-              <w:t>1 823</w:t>
+              <w:t>754 ±189</w:t>
             </w:r>
           </w:p>
         </w:tc>
@@ -33496,7 +33496,7 @@
                 <w:b w:val="0"/>
                 <w:sz w:val="18"/>
               </w:rPr>
-              <w:t>u/o</w:t>
+              <w:t>u (oo)</w:t>
             </w:r>
           </w:p>
         </w:tc>
@@ -33515,7 +33515,7 @@
                 <w:b w:val="0"/>
                 <w:sz w:val="18"/>
               </w:rPr>
-              <w:t>32</w:t>
+              <w:t>76</w:t>
             </w:r>
           </w:p>
         </w:tc>
@@ -34354,7 +34354,7 @@
                 <w:b w:val="0"/>
                 <w:sz w:val="18"/>
               </w:rPr>
-              <w:t>350</w:t>
+              <w:t>172</w:t>
             </w:r>
           </w:p>
         </w:tc>
@@ -34372,7 +34372,7 @@
                 <w:b w:val="0"/>
                 <w:sz w:val="18"/>
               </w:rPr>
-              <w:t>249</w:t>
+              <w:t>226</w:t>
             </w:r>
           </w:p>
         </w:tc>
@@ -34390,7 +34390,7 @@
                 <w:b w:val="0"/>
                 <w:sz w:val="18"/>
               </w:rPr>
-              <w:t>Δ=101 Hz</w:t>
+              <w:t>Δ=54 Hz</w:t>
             </w:r>
           </w:p>
         </w:tc>
@@ -34408,7 +34408,7 @@
                 <w:b w:val="0"/>
                 <w:sz w:val="18"/>
               </w:rPr>
-              <w:t>Bonne</w:t>
+              <w:t>Excellente</w:t>
             </w:r>
           </w:p>
         </w:tc>
@@ -34464,7 +34464,7 @@
                 <w:b w:val="0"/>
                 <w:sz w:val="18"/>
               </w:rPr>
-              <w:t>350</w:t>
+              <w:t>172</w:t>
             </w:r>
           </w:p>
         </w:tc>
@@ -34500,7 +34500,7 @@
                 <w:b w:val="0"/>
                 <w:sz w:val="18"/>
               </w:rPr>
-              <w:t>Δ=124 Hz</w:t>
+              <w:t>Δ=54 Hz</w:t>
             </w:r>
           </w:p>
         </w:tc>
@@ -34518,7 +34518,7 @@
                 <w:b w:val="0"/>
                 <w:sz w:val="18"/>
               </w:rPr>
-              <w:t>Bonne</w:t>
+              <w:t>Excellente</w:t>
             </w:r>
           </w:p>
         </w:tc>
@@ -34574,7 +34574,7 @@
                 <w:b w:val="0"/>
                 <w:sz w:val="18"/>
               </w:rPr>
-              <w:t>350</w:t>
+              <w:t>172</w:t>
             </w:r>
           </w:p>
         </w:tc>
@@ -34592,7 +34592,7 @@
                 <w:b w:val="0"/>
                 <w:sz w:val="18"/>
               </w:rPr>
-              <w:t>471</w:t>
+              <w:t>226</w:t>
             </w:r>
           </w:p>
         </w:tc>
@@ -34610,7 +34610,7 @@
                 <w:b w:val="0"/>
                 <w:sz w:val="18"/>
               </w:rPr>
-              <w:t>Δ=121 Hz</w:t>
+              <w:t>Δ=54 Hz</w:t>
             </w:r>
           </w:p>
         </w:tc>
@@ -34628,7 +34628,7 @@
                 <w:b w:val="0"/>
                 <w:sz w:val="18"/>
               </w:rPr>
-              <w:t>Bonne</w:t>
+              <w:t>Excellente</w:t>
             </w:r>
           </w:p>
         </w:tc>
